--- a/Final Submission/Committee Memo.docx
+++ b/Final Submission/Committee Memo.docx
@@ -12,7 +12,7 @@
     </w:p>
     <w:p>
       <w:r>
-        <w:t>Investment committee memo | Revised trustee mandate | 28 October 2026</w:t>
+        <w:t>Investment committee memo | Revised trustee mandate | 27 October 2026</w:t>
       </w:r>
     </w:p>
     <w:p>

--- a/Final Submission/Committee Memo.docx
+++ b/Final Submission/Committee Memo.docx
@@ -593,7 +593,7 @@
     </w:p>
     <w:p>
       <w:r>
-        <w:t>In a simultaneous illustrative equity fall of 25% and 100 basis point increase in bond yields, the starting fund loses about 14.42% under principal matching and about 15.08% under coupon funding. The 12% warning and 15% review rules set by the trustees apply to a rolling, withdrawal-adjusted fund return, not to this one-time stress scenario. It would be incorrect to state that the simulated 15.08% figure proves a rule was breached.</w:t>
+        <w:t>In a simultaneous illustrative equity fall of 25% and 100 basis point increase in bond yields, the starting fund loses about 14.42% under principal matching and about 15.08% under coupon funding. We propose a 12% early warning and a 15% escalation based on rolling, withdrawal-adjusted fund returns. The trustees have not approved these precise thresholds or the measurement period; they are our response to the board's stated discomfort with losses near 15%, not established trustee rules. It would be incorrect to state that the simulated 15.08% figure proves a rule was breached.</w:t>
       </w:r>
     </w:p>
     <w:p>
@@ -621,7 +621,7 @@
     </w:p>
     <w:p>
       <w:r>
-        <w:t>After the original policy was fixed, the team obtained the daily Yahoo price series covering the later evaluation window and saved the raw responses, versions and hashes. The eight-stock portfolio and a VTI-only alternative were both charged the same initial 10 basis point entry fee. The observed equity valuation uses the 3 January 2023 closing-price proxy, keeps share quantities fixed and permits the weights to drift. It covers 752 common trading dates and 36 month-end observations.</w:t>
+        <w:t>After the original policy was fixed, the team obtained the daily Yahoo price series covering the later evaluation window and saved the raw responses, versions and hashes. The eight-stock portfolio and a VTI-only alternative were both charged the same initial 10 basis point entry fee. This evaluation starts from the original policy's USD 6.229 million growth allocation, not the revised principal-matching allocation of USD 6.210 million shown elsewhere. The observed equity valuation uses the 3 January 2023 closing-price proxy, keeps share quantities fixed and permits the weights to drift. It covers 752 common trading dates and 36 month-end observations.</w:t>
       </w:r>
     </w:p>
     <w:tbl>
@@ -831,7 +831,7 @@
     </w:p>
     <w:p>
       <w:r>
-        <w:t>The fund monitor distinguishes between observed stock prices and modeled bond valuations. It adds back a mandatory distribution in the month of payment when computing a time-weighted return. A 12% rolling loss is a warning to review liquidity and forecast assumptions; a 15% rolling loss prompts the stronger review required by the trustee rules. Neither action changes the payment obligations or licenses use of future price information in a 2022 decision.</w:t>
+        <w:t>The fund monitor distinguishes between observed stock prices and modeled bond valuations. It adds back a mandatory distribution in the month of payment when computing a time-weighted return. Under our proposed monitoring policy, a 12% rolling loss would prompt an early review of liquidity and forecasts, while a 15% rolling loss would trigger a deeper trustee discussion, subject to board approval. Neither action changes the payment obligations or licenses use of future price information in a 2022 decision.</w:t>
       </w:r>
     </w:p>
     <w:p>
@@ -864,7 +864,7 @@
     </w:p>
     <w:p>
       <w:r>
-        <w:t>[2] Kappa initial decision record and original 22 October 2026 policy archive, preserved separately.</w:t>
+        <w:t>[2] Kappa initial decision record and preserved 2022 policy evidence. The exact emailed 22 October ZIP has not been independently authenticated in this repository.</w:t>
       </w:r>
     </w:p>
     <w:p>

--- a/Final Submission/Committee Memo.docx
+++ b/Final Submission/Committee Memo.docx
@@ -808,7 +808,7 @@
     </w:p>
     <w:p>
       <w:r>
-        <w:t>This evaluation is for the traded equity sleeve only. The case bonds have no observed 2023 to 2025 trading-price history. A separate modeled whole-foundation monitor uses the case YTMs, the approved liability schedule and observed equity prices; it must not be presented as observed total-fund performance. Our dated university email transmission of the 22 October package is documented, but we cannot independently verify all emailed ZIP-member bytes or institutional acceptance. We therefore report the price-based results as conditional on final original-submission verification.</w:t>
+        <w:t>This evaluation is for the traded equity sleeve only. The case bonds have no observed 2023 to 2025 trading-price history. A separate modeled whole-foundation monitor uses the case YTMs, the approved liability schedule and observed equity prices; it must not be presented as observed total-fund performance. An actual university email was sent on 22 October at 15:44:53 Vietnam time with the original ZIP as a first draft; its message asks whether Moodle submission is also needed. This documents transmission, not LMS receipt or instructor acceptance, and the exact emailed ZIP-member SHA256s remain unverified. We therefore report the price-based results as conditional on final original-submission verification.</w:t>
       </w:r>
     </w:p>
     <w:p>
@@ -899,7 +899,7 @@
     </w:p>
     <w:p>
       <w:r>
-        <w:t>Material AI assistance was used to review code, check calculations, research sources and edit text. The numerical work, source files and limitations are supplied for the contributors to verify. Human sign-off and the university's acceptance have not been invented.</w:t>
+        <w:t>The students report taking responsibility for the investment idea, methods and lecture formulas, parameters, securities and sources, feasibility checks, interpretation and presentation decisions. AI materially supported code, source/data work, calculations, testing, layout implementation and editing under their direction. All results and limitations remain reviewable. The group reports collective agreement, but individual signatures and LMS/instructor acceptance have not been independently authenticated.</w:t>
       </w:r>
     </w:p>
     <w:sectPr>

--- a/Final Submission/Committee Memo.docx
+++ b/Final Submission/Committee Memo.docx
@@ -12,7 +12,7 @@
     </w:p>
     <w:p>
       <w:r>
-        <w:t>Investment committee memo | Revised trustee mandate | 27 October 2026</w:t>
+        <w:t>Investment committee memo | Revised trustee mandate | 28 October 2026</w:t>
       </w:r>
     </w:p>
     <w:p>
@@ -40,7 +40,7 @@
     </w:p>
     <w:p>
       <w:r>
-        <w:t>The 2030 target remains USD 8 million of 2022 purchasing power. At our 2.3% inflation assumption, that means approximately USD 9.596 million in 2030. The approved revised portfolio needs an equity CAGR of about 4.80% over eight years, assuming no return on the bond coupons held in cash. This is a target hurdle, not a forecast or guarantee.</w:t>
+        <w:t>The 2030 target remains USD 8 million of 2022 purchasing power. At our 2.3% inflation assumption, that means approximately USD 9.596 million in 2030. Our recommended revised portfolio needs an equity CAGR of about 4.80% over eight years, assuming no return on the bond coupons held in cash. This is a target hurdle, not a forecast or guarantee.</w:t>
       </w:r>
     </w:p>
     <w:p>
@@ -290,7 +290,7 @@
     </w:tbl>
     <w:p>
       <w:r>
-        <w:t>The original portfolio buys 2,400 Beta and 3,600 Delta units. The approved revision replaces 1,200 of the Delta units with 1,200 Gamma units, while keeping 2,400 Beta units. The bond cost rises by USD 19,704; the growth sleeve falls by USD 19,684 after the entry-fee convention. Those small changes have a disproportionate effect on the timing of available cash.</w:t>
+        <w:t>The original portfolio buys 2,400 Beta and 3,600 Delta units. Our proposed revision replaces 1,200 of the Delta units with 1,200 Gamma units, while keeping 2,400 Beta units. The bond cost rises by USD 19,704; the growth sleeve falls by USD 19,684 after the entry-fee convention. Those small changes have a disproportionate effect on the timing of available cash.</w:t>
       </w:r>
     </w:p>
     <w:p>
@@ -328,7 +328,7 @@
     </w:p>
     <w:p>
       <w:r>
-        <w:t>Sample Mean-Variance is the reference portfolio at risk aversion A = 3. We compared it with a Single-Index covariance approach and a constrained Minimum Variance portfolio, then tested A = 6 and lower confidence in historical expected returns. The original Sample MV has estimated annual arithmetic return 12.05% and annual volatility 14.98%; the constrained Minimum Variance alternative has about 10.86% and 13.15%, respectively. These numbers are predictions from the historical estimation model, not results earned in later markets.</w:t>
+        <w:t>Sample Mean-Variance is the reference portfolio at risk aversion A = 3. We compared it with a Single-Index covariance approach and a constrained Minimum Variance portfolio, then tested A = 6 and lower confidence in historical expected returns. The original Sample MV has estimated annual arithmetic return 12.05% and volatility 14.98%. Single-Index MV yields 11.91% and 14.46%; Minimum Variance yields 10.86% and 13.15%. All three risk figures use the same sample-covariance assessment, even where the optimizer uses the Single-Index assumption. These numbers are predictions from the historical estimation model, not results earned in later markets.</w:t>
       </w:r>
     </w:p>
     <w:p>
@@ -808,7 +808,7 @@
     </w:p>
     <w:p>
       <w:r>
-        <w:t>This evaluation is for the traded equity sleeve only. The case bonds have no observed 2023 to 2025 trading-price history. A separate modeled whole-foundation monitor uses the case YTMs, the approved liability schedule and observed equity prices; it must not be presented as observed total-fund performance. An actual university email was sent on 22 October at 15:44:53 Vietnam time with the original ZIP as a first draft; its message asks whether Moodle submission is also needed. This documents transmission, not LMS receipt or instructor acceptance, and the exact emailed ZIP-member SHA256s remain unverified. We therefore report the price-based results as conditional on final original-submission verification.</w:t>
+        <w:t>This evaluation is for the traded equity sleeve only. The case bonds have no observed 2023 to 2025 trading-price history. A separate modeled whole-foundation monitor uses the case YTMs, the revised liability schedule and observed equity prices; it must not be presented as observed total-fund performance. An actual university email was sent on 22 October at 15:44:53 Vietnam time with the original ZIP as a first draft; its message asks whether Moodle submission is also needed. This documents transmission, not LMS receipt or instructor acceptance, and the exact emailed ZIP-member SHA256s remain unverified. We therefore report the price-based results as conditional on final original-submission verification.</w:t>
       </w:r>
     </w:p>
     <w:p>
